--- a/FSD MERN - Developing a Reliable Back-end with Node and Express MAY 2026 batch 1/FSD MERN - Developing a Reliable Back-end with Node and Express  - Day 3 23-05-2026.docx
+++ b/FSD MERN - Developing a Reliable Back-end with Node and Express MAY 2026 batch 1/FSD MERN - Developing a Reliable Back-end with Node and Express  - Day 3 23-05-2026.docx
@@ -2,6 +2,15 @@
 <file path=word/document.xml><?xml version="1.0" encoding="utf-8"?>
 <w:document xmlns:wpc="http://schemas.microsoft.com/office/word/2010/wordprocessingCanvas" xmlns:cx="http://schemas.microsoft.com/office/drawing/2014/chartex" xmlns:cx1="http://schemas.microsoft.com/office/drawing/2015/9/8/chartex" xmlns:cx2="http://schemas.microsoft.com/office/drawing/2015/10/21/chartex" xmlns:cx3="http://schemas.microsoft.com/office/drawing/2016/5/9/chartex" xmlns:cx4="http://schemas.microsoft.com/office/drawing/2016/5/10/chartex" xmlns:cx5="http://schemas.microsoft.com/office/drawing/2016/5/11/chartex" xmlns:cx6="http://schemas.microsoft.com/office/drawing/2016/5/12/chartex" xmlns:cx7="http://schemas.microsoft.com/office/drawing/2016/5/13/chartex" xmlns:cx8="http://schemas.microsoft.com/office/drawing/2016/5/14/chartex" xmlns:mc="http://schemas.openxmlformats.org/markup-compatibility/2006" xmlns:aink="http://schemas.microsoft.com/office/drawing/2016/ink" xmlns:am3d="http://schemas.microsoft.com/office/drawing/2017/model3d" xmlns:o="urn:schemas-microsoft-com:office:office" xmlns:oel="http://schemas.microsoft.com/office/2019/extlst" xmlns:r="http://schemas.openxmlformats.org/officeDocument/2006/relationships" xmlns:m="http://schemas.openxmlformats.org/officeDocument/2006/math" xmlns:v="urn:schemas-microsoft-com:vml" xmlns:wp14="http://schemas.microsoft.com/office/word/2010/wordprocessingDrawing" xmlns:wp="http://schemas.openxmlformats.org/drawingml/2006/wordprocessingDrawing" xmlns:w10="urn:schemas-microsoft-com:office:word" xmlns:w="http://schemas.openxmlformats.org/wordprocessingml/2006/main" xmlns:w14="http://schemas.microsoft.com/office/word/2010/wordml" xmlns:w15="http://schemas.microsoft.com/office/word/2012/wordml" xmlns:w16cex="http://schemas.microsoft.com/office/word/2018/wordml/cex" xmlns:w16cid="http://schemas.microsoft.com/office/word/2016/wordml/cid" xmlns:w16="http://schemas.microsoft.com/office/word/2018/wordml" xmlns:w16du="http://schemas.microsoft.com/office/word/2023/wordml/word16du" xmlns:w16sdtdh="http://schemas.microsoft.com/office/word/2020/wordml/sdtdatahash" xmlns:w16sdtfl="http://schemas.microsoft.com/office/word/2024/wordml/sdtformatlock" xmlns:w16se="http://schemas.microsoft.com/office/word/2015/wordml/symex" xmlns:wpg="http://schemas.microsoft.com/office/word/2010/wordprocessingGroup" xmlns:wpi="http://schemas.microsoft.com/office/word/2010/wordprocessingInk" xmlns:wne="http://schemas.microsoft.com/office/word/2006/wordml" xmlns:wps="http://schemas.microsoft.com/office/word/2010/wordprocessingShape" mc:Ignorable="w14 w15 w16se w16cid w16 w16cex w16sdtdh w16sdtfl w16du wp14">
   <w:body>
+    <w:p>
+      <w:pPr>
+        <w:rPr>
+          <w:b/>
+          <w:bCs/>
+          <w:lang w:val="en-US"/>
+        </w:rPr>
+      </w:pPr>
+    </w:p>
     <w:p>
       <w:pPr>
         <w:rPr>
@@ -36,6 +45,47 @@
         <w:t xml:space="preserve"> :</w:t>
       </w:r>
       <w:proofErr w:type="gramEnd"/>
+    </w:p>
+    <w:p>
+      <w:pPr>
+        <w:rPr>
+          <w:lang w:val="en-US"/>
+        </w:rPr>
+      </w:pPr>
+      <w:r>
+        <w:rPr>
+          <w:lang w:val="en-US"/>
+        </w:rPr>
+        <w:t xml:space="preserve">Developing </w:t>
+      </w:r>
+      <w:proofErr w:type="gramStart"/>
+      <w:r>
+        <w:rPr>
+          <w:lang w:val="en-US"/>
+        </w:rPr>
+        <w:t>server side</w:t>
+      </w:r>
+      <w:proofErr w:type="gramEnd"/>
+      <w:r>
+        <w:rPr>
+          <w:lang w:val="en-US"/>
+        </w:rPr>
+        <w:t xml:space="preserve"> login app using http, </w:t>
+      </w:r>
+      <w:proofErr w:type="spellStart"/>
+      <w:r>
+        <w:rPr>
+          <w:lang w:val="en-US"/>
+        </w:rPr>
+        <w:t>url</w:t>
+      </w:r>
+      <w:proofErr w:type="spellEnd"/>
+      <w:r>
+        <w:rPr>
+          <w:lang w:val="en-US"/>
+        </w:rPr>
+        <w:t xml:space="preserve"> and fs module </w:t>
+      </w:r>
     </w:p>
     <w:p>
       <w:pPr>

--- a/FSD MERN - Developing a Reliable Back-end with Node and Express MAY 2026 batch 1/FSD MERN - Developing a Reliable Back-end with Node and Express  - Day 3 23-05-2026.docx
+++ b/FSD MERN - Developing a Reliable Back-end with Node and Express MAY 2026 batch 1/FSD MERN - Developing a Reliable Back-end with Node and Express  - Day 3 23-05-2026.docx
@@ -86,6 +86,34 @@
         </w:rPr>
         <w:t xml:space="preserve"> and fs module </w:t>
       </w:r>
+    </w:p>
+    <w:p>
+      <w:pPr>
+        <w:rPr>
+          <w:lang w:val="en-US"/>
+        </w:rPr>
+      </w:pPr>
+      <w:proofErr w:type="spellStart"/>
+      <w:r>
+        <w:rPr>
+          <w:lang w:val="en-US"/>
+        </w:rPr>
+        <w:t>Mkdir</w:t>
+      </w:r>
+      <w:proofErr w:type="spellEnd"/>
+      <w:r>
+        <w:rPr>
+          <w:lang w:val="en-US"/>
+        </w:rPr>
+        <w:t xml:space="preserve"> http-login-app </w:t>
+      </w:r>
+    </w:p>
+    <w:p>
+      <w:pPr>
+        <w:rPr>
+          <w:lang w:val="en-US"/>
+        </w:rPr>
+      </w:pPr>
     </w:p>
     <w:p>
       <w:pPr>

--- a/FSD MERN - Developing a Reliable Back-end with Node and Express MAY 2026 batch 1/FSD MERN - Developing a Reliable Back-end with Node and Express  - Day 3 23-05-2026.docx
+++ b/FSD MERN - Developing a Reliable Back-end with Node and Express MAY 2026 batch 1/FSD MERN - Developing a Reliable Back-end with Node and Express  - Day 3 23-05-2026.docx
@@ -58,11 +58,156 @@
         </w:rPr>
         <w:t xml:space="preserve">Developing </w:t>
       </w:r>
+      <w:proofErr w:type="spellStart"/>
+      <w:r>
+        <w:rPr>
+          <w:lang w:val="en-US"/>
+        </w:rPr>
+        <w:t>serverside</w:t>
+      </w:r>
+      <w:proofErr w:type="spellEnd"/>
+      <w:r>
+        <w:rPr>
+          <w:lang w:val="en-US"/>
+        </w:rPr>
+        <w:t xml:space="preserve"> login app using http, </w:t>
+      </w:r>
+      <w:proofErr w:type="spellStart"/>
+      <w:r>
+        <w:rPr>
+          <w:lang w:val="en-US"/>
+        </w:rPr>
+        <w:t>url</w:t>
+      </w:r>
+      <w:proofErr w:type="spellEnd"/>
+      <w:r>
+        <w:rPr>
+          <w:lang w:val="en-US"/>
+        </w:rPr>
+        <w:t xml:space="preserve"> and fs module </w:t>
+      </w:r>
+    </w:p>
+    <w:p>
+      <w:pPr>
+        <w:rPr>
+          <w:lang w:val="en-US"/>
+        </w:rPr>
+      </w:pPr>
+      <w:proofErr w:type="spellStart"/>
+      <w:r>
+        <w:rPr>
+          <w:lang w:val="en-US"/>
+        </w:rPr>
+        <w:t>Mkdir</w:t>
+      </w:r>
+      <w:proofErr w:type="spellEnd"/>
+      <w:r>
+        <w:rPr>
+          <w:lang w:val="en-US"/>
+        </w:rPr>
+        <w:t xml:space="preserve"> http-login-app </w:t>
+      </w:r>
+    </w:p>
+    <w:p>
+      <w:pPr>
+        <w:rPr>
+          <w:lang w:val="en-US"/>
+        </w:rPr>
+      </w:pPr>
+    </w:p>
+    <w:p>
+      <w:pPr>
+        <w:rPr>
+          <w:lang w:val="en-US"/>
+        </w:rPr>
+      </w:pPr>
+    </w:p>
+    <w:p>
+      <w:pPr>
+        <w:rPr>
+          <w:lang w:val="en-US"/>
+        </w:rPr>
+      </w:pPr>
+      <w:r>
+        <w:rPr>
+          <w:lang w:val="en-US"/>
+        </w:rPr>
+        <w:t xml:space="preserve">Node </w:t>
+      </w:r>
+      <w:proofErr w:type="spellStart"/>
+      <w:r>
+        <w:rPr>
+          <w:lang w:val="en-US"/>
+        </w:rPr>
+        <w:t>js</w:t>
+      </w:r>
+      <w:proofErr w:type="spellEnd"/>
+      <w:r>
+        <w:rPr>
+          <w:lang w:val="en-US"/>
+        </w:rPr>
+        <w:t xml:space="preserve"> provided lot of </w:t>
+      </w:r>
       <w:proofErr w:type="gramStart"/>
       <w:r>
         <w:rPr>
           <w:lang w:val="en-US"/>
         </w:rPr>
+        <w:t>third party</w:t>
+      </w:r>
+      <w:proofErr w:type="gramEnd"/>
+      <w:r>
+        <w:rPr>
+          <w:lang w:val="en-US"/>
+        </w:rPr>
+        <w:t xml:space="preserve"> web framework modules. </w:t>
+      </w:r>
+    </w:p>
+    <w:p>
+      <w:pPr>
+        <w:rPr>
+          <w:lang w:val="en-US"/>
+        </w:rPr>
+      </w:pPr>
+      <w:r>
+        <w:rPr>
+          <w:lang w:val="en-US"/>
+        </w:rPr>
+        <w:t xml:space="preserve">Express </w:t>
+      </w:r>
+      <w:proofErr w:type="spellStart"/>
+      <w:r>
+        <w:rPr>
+          <w:lang w:val="en-US"/>
+        </w:rPr>
+        <w:t>js</w:t>
+      </w:r>
+      <w:proofErr w:type="spellEnd"/>
+      <w:r>
+        <w:rPr>
+          <w:lang w:val="en-US"/>
+        </w:rPr>
+        <w:t xml:space="preserve"> </w:t>
+      </w:r>
+      <w:proofErr w:type="gramStart"/>
+      <w:r>
+        <w:rPr>
+          <w:lang w:val="en-US"/>
+        </w:rPr>
+        <w:t>module :</w:t>
+      </w:r>
+      <w:proofErr w:type="gramEnd"/>
+      <w:r>
+        <w:rPr>
+          <w:lang w:val="en-US"/>
+        </w:rPr>
+        <w:t xml:space="preserve"> Express JS is third party module which is base upon http module. Which help to create </w:t>
+      </w:r>
+      <w:proofErr w:type="gramStart"/>
+      <w:r>
+        <w:rPr>
+          <w:lang w:val="en-US"/>
+        </w:rPr>
         <w:t>server side</w:t>
       </w:r>
       <w:proofErr w:type="gramEnd"/>
@@ -70,34 +215,48 @@
         <w:rPr>
           <w:lang w:val="en-US"/>
         </w:rPr>
-        <w:t xml:space="preserve"> login app using http, </w:t>
+        <w:t xml:space="preserve"> application using node </w:t>
       </w:r>
       <w:proofErr w:type="spellStart"/>
       <w:r>
         <w:rPr>
           <w:lang w:val="en-US"/>
         </w:rPr>
-        <w:t>url</w:t>
+        <w:t>js</w:t>
       </w:r>
       <w:proofErr w:type="spellEnd"/>
       <w:r>
         <w:rPr>
           <w:lang w:val="en-US"/>
         </w:rPr>
-        <w:t xml:space="preserve"> and fs module </w:t>
-      </w:r>
-    </w:p>
-    <w:p>
-      <w:pPr>
-        <w:rPr>
-          <w:lang w:val="en-US"/>
-        </w:rPr>
-      </w:pPr>
+        <w:t xml:space="preserve">. Which support all http methods like get, post, put, patch and delete. Help to do routing very easily. Help to create rest </w:t>
+      </w:r>
       <w:proofErr w:type="spellStart"/>
       <w:r>
         <w:rPr>
           <w:lang w:val="en-US"/>
         </w:rPr>
+        <w:t>api</w:t>
+      </w:r>
+      <w:proofErr w:type="spellEnd"/>
+      <w:r>
+        <w:rPr>
+          <w:lang w:val="en-US"/>
+        </w:rPr>
+        <w:t xml:space="preserve">. </w:t>
+      </w:r>
+    </w:p>
+    <w:p>
+      <w:pPr>
+        <w:rPr>
+          <w:lang w:val="en-US"/>
+        </w:rPr>
+      </w:pPr>
+      <w:proofErr w:type="spellStart"/>
+      <w:r>
+        <w:rPr>
+          <w:lang w:val="en-US"/>
+        </w:rPr>
         <w:t>Mkdir</w:t>
       </w:r>
       <w:proofErr w:type="spellEnd"/>
@@ -105,8 +264,238 @@
         <w:rPr>
           <w:lang w:val="en-US"/>
         </w:rPr>
-        <w:t xml:space="preserve"> http-login-app </w:t>
-      </w:r>
+        <w:t xml:space="preserve"> express-basic-app </w:t>
+      </w:r>
+    </w:p>
+    <w:p>
+      <w:pPr>
+        <w:rPr>
+          <w:lang w:val="en-US"/>
+        </w:rPr>
+      </w:pPr>
+      <w:proofErr w:type="spellStart"/>
+      <w:r>
+        <w:rPr>
+          <w:lang w:val="en-US"/>
+        </w:rPr>
+        <w:t>Npm</w:t>
+      </w:r>
+      <w:proofErr w:type="spellEnd"/>
+      <w:r>
+        <w:rPr>
+          <w:lang w:val="en-US"/>
+        </w:rPr>
+        <w:t xml:space="preserve"> </w:t>
+      </w:r>
+      <w:proofErr w:type="spellStart"/>
+      <w:r>
+        <w:rPr>
+          <w:lang w:val="en-US"/>
+        </w:rPr>
+        <w:t>init</w:t>
+      </w:r>
+      <w:proofErr w:type="spellEnd"/>
+      <w:r>
+        <w:rPr>
+          <w:lang w:val="en-US"/>
+        </w:rPr>
+        <w:tab/>
+      </w:r>
+      <w:r>
+        <w:rPr>
+          <w:lang w:val="en-US"/>
+        </w:rPr>
+        <w:tab/>
+        <w:t xml:space="preserve">(this command </w:t>
+      </w:r>
+      <w:proofErr w:type="gramStart"/>
+      <w:r>
+        <w:rPr>
+          <w:lang w:val="en-US"/>
+        </w:rPr>
+        <w:t>help</w:t>
+      </w:r>
+      <w:proofErr w:type="gramEnd"/>
+      <w:r>
+        <w:rPr>
+          <w:lang w:val="en-US"/>
+        </w:rPr>
+        <w:t xml:space="preserve"> us to create </w:t>
+      </w:r>
+      <w:proofErr w:type="spellStart"/>
+      <w:r>
+        <w:rPr>
+          <w:lang w:val="en-US"/>
+        </w:rPr>
+        <w:t>package.json</w:t>
+      </w:r>
+      <w:proofErr w:type="spellEnd"/>
+      <w:r>
+        <w:rPr>
+          <w:lang w:val="en-US"/>
+        </w:rPr>
+        <w:t xml:space="preserve"> file which contains our project configuration). </w:t>
+      </w:r>
+    </w:p>
+    <w:p>
+      <w:pPr>
+        <w:rPr>
+          <w:lang w:val="en-US"/>
+        </w:rPr>
+      </w:pPr>
+      <w:r>
+        <w:rPr>
+          <w:lang w:val="en-US"/>
+        </w:rPr>
+        <w:t xml:space="preserve">It </w:t>
+      </w:r>
+      <w:proofErr w:type="gramStart"/>
+      <w:r>
+        <w:rPr>
+          <w:lang w:val="en-US"/>
+        </w:rPr>
+        <w:t>ask</w:t>
+      </w:r>
+      <w:proofErr w:type="gramEnd"/>
+      <w:r>
+        <w:rPr>
+          <w:lang w:val="en-US"/>
+        </w:rPr>
+        <w:t xml:space="preserve"> few details. (hit enter key). </w:t>
+      </w:r>
+    </w:p>
+    <w:p>
+      <w:pPr>
+        <w:rPr>
+          <w:lang w:val="en-US"/>
+        </w:rPr>
+      </w:pPr>
+      <w:proofErr w:type="spellStart"/>
+      <w:r>
+        <w:rPr>
+          <w:lang w:val="en-US"/>
+        </w:rPr>
+        <w:t>Npm</w:t>
+      </w:r>
+      <w:proofErr w:type="spellEnd"/>
+      <w:r>
+        <w:rPr>
+          <w:lang w:val="en-US"/>
+        </w:rPr>
+        <w:t xml:space="preserve"> install express </w:t>
+      </w:r>
+    </w:p>
+    <w:p>
+      <w:pPr>
+        <w:rPr>
+          <w:lang w:val="en-US"/>
+        </w:rPr>
+      </w:pPr>
+    </w:p>
+    <w:p>
+      <w:pPr>
+        <w:rPr>
+          <w:lang w:val="en-US"/>
+        </w:rPr>
+      </w:pPr>
+    </w:p>
+    <w:p>
+      <w:pPr>
+        <w:rPr>
+          <w:lang w:val="en-US"/>
+        </w:rPr>
+      </w:pPr>
+      <w:proofErr w:type="spellStart"/>
+      <w:r>
+        <w:rPr>
+          <w:lang w:val="en-US"/>
+        </w:rPr>
+        <w:t>Mkdir</w:t>
+      </w:r>
+      <w:proofErr w:type="spellEnd"/>
+      <w:r>
+        <w:rPr>
+          <w:lang w:val="en-US"/>
+        </w:rPr>
+        <w:t xml:space="preserve"> express-</w:t>
+      </w:r>
+      <w:proofErr w:type="spellStart"/>
+      <w:r>
+        <w:rPr>
+          <w:lang w:val="en-US"/>
+        </w:rPr>
+        <w:t>js</w:t>
+      </w:r>
+      <w:proofErr w:type="spellEnd"/>
+      <w:r>
+        <w:rPr>
+          <w:lang w:val="en-US"/>
+        </w:rPr>
+        <w:t>-login-app</w:t>
+      </w:r>
+    </w:p>
+    <w:p>
+      <w:pPr>
+        <w:rPr>
+          <w:lang w:val="en-US"/>
+        </w:rPr>
+      </w:pPr>
+      <w:proofErr w:type="spellStart"/>
+      <w:r>
+        <w:rPr>
+          <w:lang w:val="en-US"/>
+        </w:rPr>
+        <w:t>Npm</w:t>
+      </w:r>
+      <w:proofErr w:type="spellEnd"/>
+      <w:r>
+        <w:rPr>
+          <w:lang w:val="en-US"/>
+        </w:rPr>
+        <w:t xml:space="preserve"> </w:t>
+      </w:r>
+      <w:proofErr w:type="spellStart"/>
+      <w:r>
+        <w:rPr>
+          <w:lang w:val="en-US"/>
+        </w:rPr>
+        <w:t>init</w:t>
+      </w:r>
+      <w:proofErr w:type="spellEnd"/>
+      <w:r>
+        <w:rPr>
+          <w:lang w:val="en-US"/>
+        </w:rPr>
+        <w:t xml:space="preserve"> </w:t>
+      </w:r>
+    </w:p>
+    <w:p>
+      <w:pPr>
+        <w:rPr>
+          <w:lang w:val="en-US"/>
+        </w:rPr>
+      </w:pPr>
+      <w:proofErr w:type="spellStart"/>
+      <w:r>
+        <w:rPr>
+          <w:lang w:val="en-US"/>
+        </w:rPr>
+        <w:t>Npm</w:t>
+      </w:r>
+      <w:proofErr w:type="spellEnd"/>
+      <w:r>
+        <w:rPr>
+          <w:lang w:val="en-US"/>
+        </w:rPr>
+        <w:t xml:space="preserve"> install express </w:t>
+      </w:r>
+    </w:p>
+    <w:p>
+      <w:pPr>
+        <w:rPr>
+          <w:lang w:val="en-US"/>
+        </w:rPr>
+      </w:pPr>
     </w:p>
     <w:p>
       <w:pPr>
